--- a/research/manuscripts/surface-targets/emc-tissue-rna-prioritization-supplementary-information.docx
+++ b/research/manuscripts/surface-targets/emc-tissue-rna-prioritization-supplementary-information.docx
@@ -2114,7 +2114,7 @@
                 <w:b/>
                 <w:sz w:val="19"/>
               </w:rPr>
-              <w:t>LGFMS Hofvander A</w:t>
+              <w:t>LGFMS Hofvander marginal A</w:t>
             </w:r>
           </w:p>
         </w:tc>
